--- a/battle-forge-manual.docx
+++ b/battle-forge-manual.docx
@@ -131,7 +131,7 @@
           <w:sz w:val="20"/>
           <w:szCs w:val="20"/>
         </w:rPr>
-        <w:t xml:space="preserve">DiceForge Studios Ltd.</w:t>
+        <w:t xml:space="preserve">Glassforge Games Ltd.</w:t>
       </w:r>
     </w:p>
     <w:p>
@@ -167,21 +167,21 @@
           <w:sz w:val="22"/>
           <w:szCs w:val="22"/>
         </w:rPr>
-        <w:t xml:space="preserve">Writing &amp; Design: DiceForge Studios Ltd.</w:t>
-      </w:r>
-    </w:p>
-    <w:p>
-      <w:pPr>
-        <w:spacing w:after="160" w:line="276"/>
-      </w:pPr>
-      <w:r>
-        <w:rPr>
-          <w:rFonts w:ascii="Georgia" w:cs="Georgia" w:eastAsia="Georgia" w:hAnsi="Georgia"/>
-          <w:color w:val="1A1A18"/>
-          <w:sz w:val="22"/>
-          <w:szCs w:val="22"/>
-        </w:rPr>
-        <w:t xml:space="preserve">Battle Forge Tool: DiceForge Studios Ltd.</w:t>
+        <w:t xml:space="preserve">Writing &amp; Design: Glassforge Games Ltd.</w:t>
+      </w:r>
+    </w:p>
+    <w:p>
+      <w:pPr>
+        <w:spacing w:after="160" w:line="276"/>
+      </w:pPr>
+      <w:r>
+        <w:rPr>
+          <w:rFonts w:ascii="Georgia" w:cs="Georgia" w:eastAsia="Georgia" w:hAnsi="Georgia"/>
+          <w:color w:val="1A1A18"/>
+          <w:sz w:val="22"/>
+          <w:szCs w:val="22"/>
+        </w:rPr>
+        <w:t xml:space="preserve">Battle Forge Tool: Glassforge Games Ltd.</w:t>
       </w:r>
     </w:p>
     <w:p>
@@ -240,7 +240,7 @@
           <w:sz w:val="22"/>
           <w:szCs w:val="22"/>
         </w:rPr>
-        <w:t xml:space="preserve">Battle Forge and all associated content © 2026 DiceForge Studios Ltd. All Rights Reserved.</w:t>
+        <w:t xml:space="preserve">Battle Forge and all associated content © 2026 Glassforge Games Ltd. All Rights Reserved.</w:t>
       </w:r>
     </w:p>
     <w:p>
@@ -734,7 +734,7 @@
           <w:sz w:val="22"/>
           <w:szCs w:val="22"/>
         </w:rPr>
-        <w:t xml:space="preserve">Vehicles can be loaded into Battle Forge in two ways. The vehicle picker at the top of each panel lists all armed vehicles available from your installed vehicle packs. Click a drop zone, select a vehicle, and it loads into that panel with full stats and weapons.</w:t>
+        <w:t xml:space="preserve">Vehicles can be loaded into Battle Forge in three ways. If no Vehicle Forge packs are installed, eight demo vehicles load automatically across four theatres — age of sail, WWII dogfight, mech skirmish, and space combat. Drag one into each slot and press Fight to see the tool in action immediately. The vehicle picker at the top of each panel lists all armed vehicles available from your installed vehicle packs. Click a drop zone, select a vehicle, and it loads into that panel with full stats and weapons.</w:t>
       </w:r>
     </w:p>
     <w:p>
@@ -3785,7 +3785,7 @@
           <w:sz w:val="20"/>
           <w:szCs w:val="20"/>
         </w:rPr>
-        <w:t xml:space="preserve">— DiceForge Studios internal playtesting notes</w:t>
+        <w:t xml:space="preserve">— Glassforge Games internal playtesting notes</w:t>
       </w:r>
     </w:p>
     <w:p>
@@ -4063,7 +4063,7 @@
           <w:sz w:val="20"/>
           <w:szCs w:val="20"/>
         </w:rPr>
-        <w:t xml:space="preserve">v0.3.4 — DiceForge Studios Ltd.</w:t>
+        <w:t xml:space="preserve">v0.3.4 — Glassforge Games Ltd.</w:t>
       </w:r>
     </w:p>
     <w:p>
@@ -4077,7 +4077,7 @@
           <w:sz w:val="20"/>
           <w:szCs w:val="20"/>
         </w:rPr>
-        <w:t xml:space="preserve">diceforgestudios.pages.dev/battle-forge.html</w:t>
+        <w:t xml:space="preserve">glassforge.pages.dev/battle-forge</w:t>
       </w:r>
     </w:p>
     <w:sectPr>
